--- a/public/gallery/examples/account-executive/id/resume.docx
+++ b/public/gallery/examples/account-executive/id/resume.docx
@@ -66,7 +66,7 @@
         </w:rPr>
         <w:t xml:space="preserve">📧 </w:t>
       </w:r>
-      <w:hyperlink w:history="1" r:id="rIdjrj1e1xsqpogxixuu-9as">
+      <w:hyperlink w:history="1" r:id="rId_zmy52onojycohwyfdmik">
         <w:r>
           <w:rPr>
             <w:sz w:val="18"/>
@@ -89,7 +89,7 @@
         </w:rPr>
         <w:t xml:space="preserve">🔗 </w:t>
       </w:r>
-      <w:hyperlink w:history="1" r:id="rIdtk___fgzfe_ak7sqq5fec">
+      <w:hyperlink w:history="1" r:id="rIdnluk2ml52sshg67-bsfxu">
         <w:r>
           <w:rPr>
             <w:sz w:val="18"/>
@@ -124,7 +124,7 @@
         <w:spacing w:after="200" w:line="276"/>
         <w:jc w:val="center"/>
       </w:pPr>
-      <w:hyperlink w:history="1" r:id="rId_6vqq2_z6cxrs65d9pan_">
+      <w:hyperlink w:history="1" r:id="rIdsmyqsc4bp4oypzh5utoi8">
         <w:r>
           <w:rPr>
             <w:sz w:val="18"/>
@@ -140,7 +140,7 @@
         </w:rPr>
         <w:t xml:space="preserve"> • </w:t>
       </w:r>
-      <w:hyperlink w:history="1" r:id="rIdmai-9oku6nnx8eoeix0h4">
+      <w:hyperlink w:history="1" r:id="rIdtphh_xnenw8lkzn--jylf">
         <w:r>
           <w:rPr>
             <w:sz w:val="18"/>
@@ -299,7 +299,7 @@
         </w:rPr>
         <w:t xml:space="preserve">	</w:t>
       </w:r>
-      <w:hyperlink w:history="1" r:id="rId7xal5jtokrupir4g6s8u6">
+      <w:hyperlink w:history="1" r:id="rIdw2jg7e2reoppzxljfodbx">
         <w:r>
           <w:rPr>
             <w:sz w:val="18"/>
@@ -462,7 +462,7 @@
         </w:rPr>
         <w:t xml:space="preserve">	</w:t>
       </w:r>
-      <w:hyperlink w:history="1" r:id="rIdxvqjsjtxeizexihwtsony">
+      <w:hyperlink w:history="1" r:id="rIdm6380r0ba36dfaefs6pfn">
         <w:r>
           <w:rPr>
             <w:sz w:val="18"/>
@@ -644,7 +644,7 @@
         </w:rPr>
         <w:t xml:space="preserve">	</w:t>
       </w:r>
-      <w:hyperlink w:history="1" r:id="rIdeoe7zvamyuqbo3glzk0ci">
+      <w:hyperlink w:history="1" r:id="rIdrsb0ifda16vw8qvuswo3x">
         <w:r>
           <w:rPr>
             <w:sz w:val="18"/>
@@ -807,7 +807,7 @@
         </w:rPr>
         <w:t xml:space="preserve">	</w:t>
       </w:r>
-      <w:hyperlink w:history="1" r:id="rId6eilnk3i-3tne-3ztoct1">
+      <w:hyperlink w:history="1" r:id="rIdjhdfqli9yzjp8zcoggk7t">
         <w:r>
           <w:rPr>
             <w:sz w:val="18"/>
@@ -1275,7 +1275,7 @@
         </w:rPr>
         <w:t xml:space="preserve">	</w:t>
       </w:r>
-      <w:hyperlink w:history="1" r:id="rIdaf6zk6mskhjakogdzbdkf">
+      <w:hyperlink w:history="1" r:id="rIdlwt1cnceyr28mnq4aodw-">
         <w:r>
           <w:rPr>
             <w:sz w:val="18"/>
@@ -1341,7 +1341,7 @@
         </w:rPr>
         <w:t xml:space="preserve">	</w:t>
       </w:r>
-      <w:hyperlink w:history="1" r:id="rIdd3v_f76mzghh8_zcx5-0m">
+      <w:hyperlink w:history="1" r:id="rIdkb3rtb-wiq-y4c5ipmqo_">
         <w:r>
           <w:rPr>
             <w:sz w:val="18"/>
@@ -1426,7 +1426,7 @@
         </w:rPr>
         <w:t xml:space="preserve">	</w:t>
       </w:r>
-      <w:hyperlink w:history="1" r:id="rIdodsiigpaosgs310keqtjk">
+      <w:hyperlink w:history="1" r:id="rIdjvtgrbdusg7-szxawmucf">
         <w:r>
           <w:rPr>
             <w:sz w:val="18"/>
@@ -1549,7 +1549,7 @@
         </w:rPr>
         <w:t xml:space="preserve">	</w:t>
       </w:r>
-      <w:hyperlink w:history="1" r:id="rId0h2y-z6ubttqlgaizhmai">
+      <w:hyperlink w:history="1" r:id="rId9phvu806kenpwd63zfnqv">
         <w:r>
           <w:rPr>
             <w:sz w:val="18"/>
@@ -1794,7 +1794,7 @@
         </w:rPr>
         <w:t xml:space="preserve">	</w:t>
       </w:r>
-      <w:hyperlink w:history="1" r:id="rIddc7ofqomukzx3ulof9ewf">
+      <w:hyperlink w:history="1" r:id="rIdvp8e3g4b9-zgsc-ibfw0p">
         <w:r>
           <w:rPr>
             <w:sz w:val="18"/>
